--- a/papers/_sources/rope_classical_optics.docx
+++ b/papers/_sources/rope_classical_optics.docx
@@ -61,23 +61,6 @@
           <w:szCs w:val="20"/>
         </w:rPr>
         <w:t xml:space="preserve">Global Networking Practice, NTT DATA, Charlotte, NC  ·  palmer100@gmail.com</w:t>
-      </w:r>
-    </w:p>
-    <w:p>
-      <w:pPr>
-        <w:spacing w:after="120" w:before="0" w:line="276"/>
-        <w:jc w:val="center"/>
-      </w:pPr>
-      <w:r>
-        <w:rPr>
-          <w:rFonts w:ascii="Times New Roman" w:cs="Times New Roman" w:eastAsia="Times New Roman" w:hAnsi="Times New Roman"/>
-          <w:i/>
-          <w:iCs/>
-          <w:color w:val="666666"/>
-          <w:sz w:val="18"/>
-          <w:szCs w:val="18"/>
-        </w:rPr>
-        <w:t xml:space="preserve">Programme credit: the core Rope Hypothesis is due to Bill Gaede; this work develops and formalises it.</w:t>
       </w:r>
     </w:p>
     <w:p>
@@ -3275,23 +3258,6 @@
       </w:r>
     </w:p>
     <w:p>
-      <w:pPr>
-        <w:spacing w:after="160" w:before="0" w:line="276"/>
-        <w:jc w:val="both"/>
-      </w:pPr>
-      <w:r>
-        <w:rPr>
-          <w:rFonts w:ascii="Times New Roman" w:cs="Times New Roman" w:eastAsia="Times New Roman" w:hAnsi="Times New Roman"/>
-          <w:i/>
-          <w:iCs/>
-          <w:color w:val="666666"/>
-          <w:sz w:val="20"/>
-          <w:szCs w:val="20"/>
-        </w:rPr>
-        <w:t xml:space="preserve">Programme credit: the core Rope Hypothesis is due to Bill Gaede. Computational collaboration and drafting by Claude (Anthropic). Reproducible via benchmarks/optics/classical_optics.py. Correspondence to palmer100@gmail.com.</w:t>
-      </w:r>
-    </w:p>
-    <w:p>
       <w:r>
         <w:rPr>
           <w:b/>
@@ -3371,6 +3337,7 @@
         <w:t>Waveguide TE10 cutoff omega_c = pi c/a; evanescent below cutoff  [benchmark: benchmarks/optics/classical_optics.py]</w:t>
       </w:r>
     </w:p>
+    <w:p/>
     <w:p>
       <w:r>
         <w:rPr>
@@ -3380,6 +3347,12 @@
       </w:r>
       <w:r>
         <w:t>Fibre total internal reflection  [benchmark: benchmarks/optics/classical_optics.py]</w:t>
+      </w:r>
+    </w:p>
+    <w:p/>
+    <w:p>
+      <w:r>
+        <w:t>Programme credit: the core Rope Hypothesis is due to Bill Gaede; this work develops and formalises it. Computational collaboration and drafting by Claude (Anthropic). Correspondence to palmer100@gmail.com.</w:t>
       </w:r>
     </w:p>
     <w:sectPr>

--- a/papers/_sources/rope_classical_optics.docx
+++ b/papers/_sources/rope_classical_optics.docx
@@ -45,7 +45,7 @@
           <w:sz w:val="22"/>
           <w:szCs w:val="22"/>
         </w:rPr>
-        <w:t xml:space="preserve">Mark Palmer  ·  with computational collaboration by Claude (Anthropic)</w:t>
+        <w:t xml:space="preserve">Mark Palmer · with computational collaboration by Claude (Anthropic)</w:t>
       </w:r>
     </w:p>
     <w:p>
@@ -60,7 +60,7 @@
           <w:sz w:val="20"/>
           <w:szCs w:val="20"/>
         </w:rPr>
-        <w:t xml:space="preserve">Global Networking Practice, NTT DATA, Charlotte, NC  ·  palmer100@gmail.com</w:t>
+        <w:t xml:space="preserve">Charlotte, NC · palmer100@gmail.com</w:t>
       </w:r>
     </w:p>
     <w:p>

--- a/papers/_sources/rope_classical_optics.docx
+++ b/papers/_sources/rope_classical_optics.docx
@@ -15,7 +15,7 @@
           <w:sz w:val="36"/>
           <w:szCs w:val="36"/>
         </w:rPr>
-        <w:t xml:space="preserve">Classical Optics in the Rope Framework</w:t>
+        <w:t xml:space="preserve">Classical Optics in the Mesh Framework</w:t>
       </w:r>
     </w:p>
     <w:p>
@@ -88,6 +88,20 @@
           <w:szCs w:val="22"/>
         </w:rPr>
         <w:t xml:space="preserve"/>
+      </w:r>
+    </w:p>
+    <w:p>
+      <w:pPr>
+        <w:spacing w:after="160" w:before="0" w:line="276"/>
+        <w:jc w:val="both"/>
+      </w:pPr>
+      <w:r>
+        <w:rPr>
+          <w:rFonts w:ascii="Times New Roman" w:cs="Times New Roman" w:eastAsia="Times New Roman" w:hAnsi="Times New Roman"/>
+          <w:sz w:val="24"/>
+          <w:szCs w:val="24"/>
+        </w:rPr>
+        <w:t xml:space="preserve">Naming note (5 September 2026). This programme is now the Mesh Programme and the theory it develops the mesh framework; 'the rope framework' in earlier revisions reads 'the mesh framework'. 'Rope' remains the name of the two-strand wound object, and the Rope Hypothesis credited to Bill Gaede keeps its name. Identifiers (repository, rope_solver, file names, claim IDs) are unchanged.</w:t>
       </w:r>
     </w:p>
     <w:p>
@@ -340,7 +354,7 @@
           <w:sz w:val="24"/>
           <w:szCs w:val="24"/>
         </w:rPr>
-        <w:t xml:space="preserve">Optics textbooks present propagation, diffraction, cavities, and waveguides as a sequence of distinct topics. In the rope framework they are not distinct: they are the same equation (1.1) solved in free space, behind an aperture, between two mirrors, and inside a bounded cross-section, respectively. The unity is the point, and it is what makes the sector coherent and checkable.</w:t>
+        <w:t xml:space="preserve">Optics textbooks present propagation, diffraction, cavities, and waveguides as a sequence of distinct topics. In the mesh framework they are not distinct: they are the same equation (1.1) solved in free space, behind an aperture, between two mirrors, and inside a bounded cross-section, respectively. The unity is the point, and it is what makes the sector coherent and checkable.</w:t>
       </w:r>
     </w:p>
     <w:p>
@@ -498,7 +512,7 @@
           <w:sz w:val="24"/>
           <w:szCs w:val="24"/>
         </w:rPr>
-        <w:t xml:space="preserve">Huygens’ principle — every point of a wavefront acts as a source of secondary spherical wavelets, and the new wavefront is their envelope — is not an extra postulate in the rope framework; it is a property of the linear wave equation (1.1). Because the equation is linear, the disturbance at a later time is the superposition of spherical solutions emanating from each point of the current disturbance. The computation reconstructs a plane wavefront from a line of in-phase secondary sources and confirms the envelope advances exactly at c t. Huygens’ construction is thus a theorem about (1.1), and it is the tool from which diffraction follows.</w:t>
+        <w:t xml:space="preserve">Huygens’ principle — every point of a wavefront acts as a source of secondary spherical wavelets, and the new wavefront is their envelope — is not an extra postulate in the mesh framework; it is a property of the linear wave equation (1.1). Because the equation is linear, the disturbance at a later time is the superposition of spherical solutions emanating from each point of the current disturbance. The computation reconstructs a plane wavefront from a line of in-phase secondary sources and confirms the envelope advances exactly at c t. Huygens’ construction is thus a theorem about (1.1), and it is the tool from which diffraction follows.</w:t>
       </w:r>
     </w:p>
     <w:p>
@@ -1310,7 +1324,7 @@
           <w:sz w:val="24"/>
           <w:szCs w:val="24"/>
         </w:rPr>
-        <w:t xml:space="preserve">In the rope framework the refractive index of a region is the ratio of the free speed to the local wave speed, n = c/v. A wave meeting a lower-index region at a shallow enough angle is totally internally reflected, with critical angle</w:t>
+        <w:t xml:space="preserve">In the mesh framework the refractive index of a region is the ratio of the free speed to the local wave speed, n = c/v. A wave meeting a lower-index region at a shallow enough angle is totally internally reflected, with critical angle</w:t>
       </w:r>
     </w:p>
     <w:p>
